--- a/Coding 1 - year/Unit 7 - Project Development/Daily Lesson Plans/Word/Day 160.docx
+++ b/Coding 1 - year/Unit 7 - Project Development/Daily Lesson Plans/Word/Day 160.docx
@@ -50,12 +50,15 @@
               </w:rPr>
               <w:t xml:space="preserve">Coding I — Full Year</w:t>
             </w:r>
-          </w:p>
-          <w:p>
-            <w:pPr>
-              <w:spacing w:before="40"/>
-              <w:jc w:val="center"/>
-            </w:pPr>
+            <w:r>
+              <w:rPr>
+                <w:rFonts w:ascii="Arial" w:cs="Arial" w:eastAsia="Arial" w:hAnsi="Arial"/>
+                <w:sz w:val="16"/>
+                <w:szCs w:val="16"/>
+              </w:rPr>
+              <w:br/>
+              <w:t xml:space="preserve"/>
+            </w:r>
             <w:r>
               <w:rPr>
                 <w:rFonts w:ascii="Arial" w:cs="Arial" w:eastAsia="Arial" w:hAnsi="Arial"/>
@@ -83,7 +86,7 @@
           <w:rFonts w:ascii="Arial" w:cs="Arial" w:eastAsia="Arial" w:hAnsi="Arial"/>
           <w:b/>
           <w:bCs/>
-          <w:color w:val="1F3864"/>
+          <w:color w:val="2B5797"/>
           <w:sz w:val="32"/>
           <w:szCs w:val="32"/>
         </w:rPr>
@@ -261,9 +264,9 @@
               <w:right w:val="single" w:color="CCCCCC" w:sz="1"/>
             </w:tcBorders>
             <w:tcMar>
-              <w:top w:type="dxa" w:w="60"/>
+              <w:top w:type="dxa" w:w="80"/>
               <w:left w:type="dxa" w:w="120"/>
-              <w:bottom w:type="dxa" w:w="60"/>
+              <w:bottom w:type="dxa" w:w="80"/>
               <w:right w:type="dxa" w:w="120"/>
             </w:tcMar>
           </w:tcPr>
@@ -290,20 +293,213 @@
               <w:right w:val="single" w:color="CCCCCC" w:sz="1"/>
             </w:tcBorders>
             <w:tcMar>
-              <w:top w:type="dxa" w:w="60"/>
+              <w:top w:type="dxa" w:w="80"/>
               <w:left w:type="dxa" w:w="120"/>
-              <w:bottom w:type="dxa" w:w="60"/>
+              <w:bottom w:type="dxa" w:w="80"/>
               <w:right w:type="dxa" w:w="120"/>
             </w:tcMar>
           </w:tcPr>
           <w:p>
-            <w:r>
-              <w:rPr>
-                <w:rFonts w:ascii="Arial" w:cs="Arial" w:eastAsia="Arial" w:hAnsi="Arial"/>
-                <w:sz w:val="20"/>
-                <w:szCs w:val="20"/>
+            <w:pPr>
+              <w:spacing w:after="80" w:before="80"/>
+            </w:pPr>
+            <w:r>
+              <w:rPr>
+                <w:rFonts w:ascii="Arial" w:cs="Arial" w:eastAsia="Arial" w:hAnsi="Arial"/>
+                <w:b/>
+                <w:bCs/>
+                <w:i w:val="false"/>
+                <w:iCs w:val="false"/>
+                <w:color w:val="000000"/>
+                <w:sz w:val="22"/>
+                <w:szCs w:val="22"/>
               </w:rPr>
               <w:t xml:space="preserve">Bell Ringer / Review</w:t>
+            </w:r>
+            <w:r>
+              <w:rPr>
+                <w:rFonts w:ascii="Arial" w:cs="Arial" w:eastAsia="Arial" w:hAnsi="Arial"/>
+                <w:sz w:val="20"/>
+                <w:szCs w:val="20"/>
+              </w:rPr>
+              <w:br/>
+              <w:t xml:space="preserve"/>
+            </w:r>
+            <w:r>
+              <w:rPr>
+                <w:rFonts w:ascii="Arial" w:cs="Arial" w:eastAsia="Arial" w:hAnsi="Arial"/>
+                <w:sz w:val="20"/>
+                <w:szCs w:val="20"/>
+              </w:rPr>
+              <w:br/>
+              <w:t xml:space="preserve"/>
+            </w:r>
+            <w:r>
+              <w:rPr>
+                <w:rFonts w:ascii="Arial" w:cs="Arial" w:eastAsia="Arial" w:hAnsi="Arial"/>
+                <w:b/>
+                <w:bCs/>
+                <w:i w:val="false"/>
+                <w:iCs w:val="false"/>
+                <w:color w:val="000000"/>
+                <w:sz w:val="20"/>
+                <w:szCs w:val="20"/>
+              </w:rPr>
+              <w:t xml:space="preserve">Quick Write </w:t>
+            </w:r>
+            <w:r>
+              <w:rPr>
+                <w:rFonts w:ascii="Arial" w:cs="Arial" w:eastAsia="Arial" w:hAnsi="Arial"/>
+                <w:b w:val="false"/>
+                <w:bCs w:val="false"/>
+                <w:i w:val="false"/>
+                <w:iCs w:val="false"/>
+                <w:color w:val="000000"/>
+                <w:sz w:val="20"/>
+                <w:szCs w:val="20"/>
+              </w:rPr>
+              <w:t xml:space="preserve">(3 min — written or verbal):</w:t>
+            </w:r>
+            <w:r>
+              <w:rPr>
+                <w:rFonts w:ascii="Arial" w:cs="Arial" w:eastAsia="Arial" w:hAnsi="Arial"/>
+                <w:sz w:val="20"/>
+                <w:szCs w:val="20"/>
+              </w:rPr>
+              <w:br/>
+              <w:t xml:space="preserve"/>
+            </w:r>
+            <w:r>
+              <w:rPr>
+                <w:rFonts w:ascii="Arial" w:cs="Arial" w:eastAsia="Arial" w:hAnsi="Arial"/>
+                <w:b w:val="false"/>
+                <w:bCs w:val="false"/>
+                <w:i w:val="false"/>
+                <w:iCs w:val="false"/>
+                <w:color w:val="000000"/>
+                <w:sz w:val="20"/>
+                <w:szCs w:val="20"/>
+              </w:rPr>
+              <w:t xml:space="preserve">    In your own words: Assess what I've accomplished, identify what needs improvement, and plan for Sprint 2 effectively?</w:t>
+            </w:r>
+            <w:r>
+              <w:rPr>
+                <w:rFonts w:ascii="Arial" w:cs="Arial" w:eastAsia="Arial" w:hAnsi="Arial"/>
+                <w:sz w:val="20"/>
+                <w:szCs w:val="20"/>
+              </w:rPr>
+              <w:br/>
+              <w:t xml:space="preserve"/>
+            </w:r>
+            <w:r>
+              <w:rPr>
+                <w:rFonts w:ascii="Arial" w:cs="Arial" w:eastAsia="Arial" w:hAnsi="Arial"/>
+                <w:sz w:val="20"/>
+                <w:szCs w:val="20"/>
+              </w:rPr>
+              <w:br/>
+              <w:t xml:space="preserve"/>
+            </w:r>
+            <w:r>
+              <w:rPr>
+                <w:rFonts w:ascii="Arial" w:cs="Arial" w:eastAsia="Arial" w:hAnsi="Arial"/>
+                <w:b/>
+                <w:bCs/>
+                <w:i w:val="false"/>
+                <w:iCs w:val="false"/>
+                <w:color w:val="000000"/>
+                <w:sz w:val="20"/>
+                <w:szCs w:val="20"/>
+              </w:rPr>
+              <w:t xml:space="preserve">Vocabulary Preview — </w:t>
+            </w:r>
+            <w:r>
+              <w:rPr>
+                <w:rFonts w:ascii="Arial" w:cs="Arial" w:eastAsia="Arial" w:hAnsi="Arial"/>
+                <w:b w:val="false"/>
+                <w:bCs w:val="false"/>
+                <w:i w:val="false"/>
+                <w:iCs w:val="false"/>
+                <w:color w:val="000000"/>
+                <w:sz w:val="20"/>
+                <w:szCs w:val="20"/>
+              </w:rPr>
+              <w:t xml:space="preserve">terms we'll use today:</w:t>
+            </w:r>
+            <w:r>
+              <w:rPr>
+                <w:rFonts w:ascii="Arial" w:cs="Arial" w:eastAsia="Arial" w:hAnsi="Arial"/>
+                <w:sz w:val="20"/>
+                <w:szCs w:val="20"/>
+              </w:rPr>
+              <w:br/>
+              <w:t xml:space="preserve"/>
+            </w:r>
+            <w:r>
+              <w:rPr>
+                <w:rFonts w:ascii="Arial" w:cs="Arial" w:eastAsia="Arial" w:hAnsi="Arial"/>
+                <w:b w:val="false"/>
+                <w:bCs w:val="false"/>
+                <w:i w:val="false"/>
+                <w:iCs w:val="false"/>
+                <w:color w:val="000000"/>
+                <w:sz w:val="20"/>
+                <w:szCs w:val="20"/>
+              </w:rPr>
+              <w:t xml:space="preserve">    • retrospective   •   Questions to ask</w:t>
+            </w:r>
+            <w:r>
+              <w:rPr>
+                <w:rFonts w:ascii="Arial" w:cs="Arial" w:eastAsia="Arial" w:hAnsi="Arial"/>
+                <w:sz w:val="20"/>
+                <w:szCs w:val="20"/>
+              </w:rPr>
+              <w:br/>
+              <w:t xml:space="preserve"/>
+            </w:r>
+            <w:r>
+              <w:rPr>
+                <w:rFonts w:ascii="Arial" w:cs="Arial" w:eastAsia="Arial" w:hAnsi="Arial"/>
+                <w:sz w:val="20"/>
+                <w:szCs w:val="20"/>
+              </w:rPr>
+              <w:br/>
+              <w:t xml:space="preserve"/>
+            </w:r>
+            <w:r>
+              <w:rPr>
+                <w:rFonts w:ascii="Arial" w:cs="Arial" w:eastAsia="Arial" w:hAnsi="Arial"/>
+                <w:b w:val="false"/>
+                <w:bCs w:val="false"/>
+                <w:i/>
+                <w:iCs/>
+                <w:color w:val="444444"/>
+                <w:sz w:val="20"/>
+                <w:szCs w:val="20"/>
+              </w:rPr>
+              <w:t xml:space="preserve">Today's Goal: By the end of class you will be able to assess what I've accomplished, identify what needs improvement, and plan for Sprint 2 effectively.</w:t>
+            </w:r>
+            <w:r>
+              <w:rPr>
+                <w:rFonts w:ascii="Arial" w:cs="Arial" w:eastAsia="Arial" w:hAnsi="Arial"/>
+                <w:sz w:val="20"/>
+                <w:szCs w:val="20"/>
+              </w:rPr>
+              <w:br/>
+              <w:t xml:space="preserve"/>
+            </w:r>
+            <w:r>
+              <w:rPr>
+                <w:rFonts w:ascii="Arial" w:cs="Arial" w:eastAsia="Arial" w:hAnsi="Arial"/>
+                <w:b w:val="false"/>
+                <w:bCs w:val="false"/>
+                <w:i/>
+                <w:iCs/>
+                <w:color w:val="555555"/>
+                <w:sz w:val="20"/>
+                <w:szCs w:val="20"/>
+              </w:rPr>
+              <w:t xml:space="preserve">→ Pair-share your response, then 2–3 students share with the class.</w:t>
             </w:r>
           </w:p>
         </w:tc>
@@ -319,9 +515,9 @@
               <w:right w:val="single" w:color="CCCCCC" w:sz="1"/>
             </w:tcBorders>
             <w:tcMar>
-              <w:top w:type="dxa" w:w="60"/>
+              <w:top w:type="dxa" w:w="80"/>
               <w:left w:type="dxa" w:w="120"/>
-              <w:bottom w:type="dxa" w:w="60"/>
+              <w:bottom w:type="dxa" w:w="80"/>
               <w:right w:type="dxa" w:w="120"/>
             </w:tcMar>
           </w:tcPr>
@@ -348,20 +544,424 @@
               <w:right w:val="single" w:color="CCCCCC" w:sz="1"/>
             </w:tcBorders>
             <w:tcMar>
-              <w:top w:type="dxa" w:w="60"/>
+              <w:top w:type="dxa" w:w="80"/>
               <w:left w:type="dxa" w:w="120"/>
-              <w:bottom w:type="dxa" w:w="60"/>
+              <w:bottom w:type="dxa" w:w="80"/>
               <w:right w:type="dxa" w:w="120"/>
             </w:tcMar>
           </w:tcPr>
           <w:p>
-            <w:r>
-              <w:rPr>
-                <w:rFonts w:ascii="Arial" w:cs="Arial" w:eastAsia="Arial" w:hAnsi="Arial"/>
-                <w:sz w:val="20"/>
-                <w:szCs w:val="20"/>
-              </w:rPr>
-              <w:t xml:space="preserve">Mini Lesson: Progress Check &amp; Sprint 1 Retrospective</w:t>
+            <w:pPr>
+              <w:spacing w:after="80" w:before="80"/>
+            </w:pPr>
+            <w:r>
+              <w:rPr>
+                <w:rFonts w:ascii="Arial" w:cs="Arial" w:eastAsia="Arial" w:hAnsi="Arial"/>
+                <w:b/>
+                <w:bCs/>
+                <w:i w:val="false"/>
+                <w:iCs w:val="false"/>
+                <w:color w:val="000000"/>
+                <w:sz w:val="22"/>
+                <w:szCs w:val="22"/>
+              </w:rPr>
+              <w:t xml:space="preserve">Mini Lesson: </w:t>
+            </w:r>
+            <w:r>
+              <w:rPr>
+                <w:rFonts w:ascii="Arial" w:cs="Arial" w:eastAsia="Arial" w:hAnsi="Arial"/>
+                <w:b w:val="false"/>
+                <w:bCs w:val="false"/>
+                <w:i w:val="false"/>
+                <w:iCs w:val="false"/>
+                <w:color w:val="000000"/>
+                <w:sz w:val="22"/>
+                <w:szCs w:val="22"/>
+              </w:rPr>
+              <w:t xml:space="preserve">Progress Check &amp; Sprint 1 Retrospective</w:t>
+            </w:r>
+            <w:r>
+              <w:rPr>
+                <w:rFonts w:ascii="Arial" w:cs="Arial" w:eastAsia="Arial" w:hAnsi="Arial"/>
+                <w:sz w:val="20"/>
+                <w:szCs w:val="20"/>
+              </w:rPr>
+              <w:br/>
+              <w:t xml:space="preserve"/>
+            </w:r>
+            <w:r>
+              <w:rPr>
+                <w:rFonts w:ascii="Arial" w:cs="Arial" w:eastAsia="Arial" w:hAnsi="Arial"/>
+                <w:sz w:val="20"/>
+                <w:szCs w:val="20"/>
+              </w:rPr>
+              <w:br/>
+              <w:t xml:space="preserve"/>
+            </w:r>
+            <w:r>
+              <w:rPr>
+                <w:rFonts w:ascii="Arial" w:cs="Arial" w:eastAsia="Arial" w:hAnsi="Arial"/>
+                <w:b/>
+                <w:bCs/>
+                <w:i/>
+                <w:iCs/>
+                <w:color w:val="000000"/>
+                <w:sz w:val="20"/>
+                <w:szCs w:val="20"/>
+              </w:rPr>
+              <w:t xml:space="preserve">Learning Target: </w:t>
+            </w:r>
+            <w:r>
+              <w:rPr>
+                <w:rFonts w:ascii="Arial" w:cs="Arial" w:eastAsia="Arial" w:hAnsi="Arial"/>
+                <w:b w:val="false"/>
+                <w:bCs w:val="false"/>
+                <w:i/>
+                <w:iCs/>
+                <w:color w:val="333333"/>
+                <w:sz w:val="20"/>
+                <w:szCs w:val="20"/>
+              </w:rPr>
+              <w:t xml:space="preserve">I can assess what I've accomplished, identify what needs improvement, and plan for Sprint 2 effectively.</w:t>
+            </w:r>
+            <w:r>
+              <w:rPr>
+                <w:rFonts w:ascii="Arial" w:cs="Arial" w:eastAsia="Arial" w:hAnsi="Arial"/>
+                <w:sz w:val="20"/>
+                <w:szCs w:val="20"/>
+              </w:rPr>
+              <w:br/>
+              <w:t xml:space="preserve"/>
+            </w:r>
+            <w:r>
+              <w:rPr>
+                <w:rFonts w:ascii="Arial" w:cs="Arial" w:eastAsia="Arial" w:hAnsi="Arial"/>
+                <w:sz w:val="20"/>
+                <w:szCs w:val="20"/>
+              </w:rPr>
+              <w:br/>
+              <w:t xml:space="preserve"/>
+            </w:r>
+            <w:r>
+              <w:rPr>
+                <w:rFonts w:ascii="Arial" w:cs="Arial" w:eastAsia="Arial" w:hAnsi="Arial"/>
+                <w:b w:val="false"/>
+                <w:bCs w:val="false"/>
+                <w:i w:val="false"/>
+                <w:iCs w:val="false"/>
+                <w:color w:val="000000"/>
+                <w:sz w:val="20"/>
+                <w:szCs w:val="20"/>
+              </w:rPr>
+              <w:t xml:space="preserve">A retrospective is a meeting where a team reflects on what went well and what could improve. You'll do this solo (or with your peer).</w:t>
+            </w:r>
+            <w:r>
+              <w:rPr>
+                <w:rFonts w:ascii="Arial" w:cs="Arial" w:eastAsia="Arial" w:hAnsi="Arial"/>
+                <w:sz w:val="20"/>
+                <w:szCs w:val="20"/>
+              </w:rPr>
+              <w:br/>
+              <w:t xml:space="preserve"/>
+            </w:r>
+            <w:r>
+              <w:rPr>
+                <w:rFonts w:ascii="Arial" w:cs="Arial" w:eastAsia="Arial" w:hAnsi="Arial"/>
+                <w:b w:val="false"/>
+                <w:bCs w:val="false"/>
+                <w:i w:val="false"/>
+                <w:iCs w:val="false"/>
+                <w:color w:val="000000"/>
+                <w:sz w:val="20"/>
+                <w:szCs w:val="20"/>
+              </w:rPr>
+              <w:t xml:space="preserve">2. What was harder than expected?</w:t>
+            </w:r>
+            <w:r>
+              <w:rPr>
+                <w:rFonts w:ascii="Arial" w:cs="Arial" w:eastAsia="Arial" w:hAnsi="Arial"/>
+                <w:sz w:val="20"/>
+                <w:szCs w:val="20"/>
+              </w:rPr>
+              <w:br/>
+              <w:t xml:space="preserve"/>
+            </w:r>
+            <w:r>
+              <w:rPr>
+                <w:rFonts w:ascii="Arial" w:cs="Arial" w:eastAsia="Arial" w:hAnsi="Arial"/>
+                <w:sz w:val="20"/>
+                <w:szCs w:val="20"/>
+              </w:rPr>
+              <w:br/>
+              <w:t xml:space="preserve"/>
+            </w:r>
+            <w:r>
+              <w:rPr>
+                <w:rFonts w:ascii="Arial" w:cs="Arial" w:eastAsia="Arial" w:hAnsi="Arial"/>
+                <w:b/>
+                <w:bCs/>
+                <w:i w:val="false"/>
+                <w:iCs w:val="false"/>
+                <w:color w:val="000000"/>
+                <w:sz w:val="20"/>
+                <w:szCs w:val="20"/>
+              </w:rPr>
+              <w:t xml:space="preserve">Key Concepts:</w:t>
+            </w:r>
+            <w:r>
+              <w:rPr>
+                <w:rFonts w:ascii="Arial" w:cs="Arial" w:eastAsia="Arial" w:hAnsi="Arial"/>
+                <w:sz w:val="20"/>
+                <w:szCs w:val="20"/>
+              </w:rPr>
+              <w:br/>
+              <w:t xml:space="preserve"/>
+            </w:r>
+            <w:r>
+              <w:rPr>
+                <w:rFonts w:ascii="Arial" w:cs="Arial" w:eastAsia="Arial" w:hAnsi="Arial"/>
+                <w:b w:val="false"/>
+                <w:bCs w:val="false"/>
+                <w:i w:val="false"/>
+                <w:iCs w:val="false"/>
+                <w:color w:val="000000"/>
+                <w:sz w:val="20"/>
+                <w:szCs w:val="20"/>
+              </w:rPr>
+              <w:t xml:space="preserve">    • ✓ Project structure</w:t>
+            </w:r>
+            <w:r>
+              <w:rPr>
+                <w:rFonts w:ascii="Arial" w:cs="Arial" w:eastAsia="Arial" w:hAnsi="Arial"/>
+                <w:sz w:val="20"/>
+                <w:szCs w:val="20"/>
+              </w:rPr>
+              <w:br/>
+              <w:t xml:space="preserve"/>
+            </w:r>
+            <w:r>
+              <w:rPr>
+                <w:rFonts w:ascii="Arial" w:cs="Arial" w:eastAsia="Arial" w:hAnsi="Arial"/>
+                <w:b w:val="false"/>
+                <w:bCs w:val="false"/>
+                <w:i w:val="false"/>
+                <w:iCs w:val="false"/>
+                <w:color w:val="000000"/>
+                <w:sz w:val="20"/>
+                <w:szCs w:val="20"/>
+              </w:rPr>
+              <w:t xml:space="preserve">    • ✓ Core functions</w:t>
+            </w:r>
+            <w:r>
+              <w:rPr>
+                <w:rFonts w:ascii="Arial" w:cs="Arial" w:eastAsia="Arial" w:hAnsi="Arial"/>
+                <w:sz w:val="20"/>
+                <w:szCs w:val="20"/>
+              </w:rPr>
+              <w:br/>
+              <w:t xml:space="preserve"/>
+            </w:r>
+            <w:r>
+              <w:rPr>
+                <w:rFonts w:ascii="Arial" w:cs="Arial" w:eastAsia="Arial" w:hAnsi="Arial"/>
+                <w:b w:val="false"/>
+                <w:bCs w:val="false"/>
+                <w:i w:val="false"/>
+                <w:iCs w:val="false"/>
+                <w:color w:val="000000"/>
+                <w:sz w:val="20"/>
+                <w:szCs w:val="20"/>
+              </w:rPr>
+              <w:t xml:space="preserve">    • ✓ Input handling</w:t>
+            </w:r>
+            <w:r>
+              <w:rPr>
+                <w:rFonts w:ascii="Arial" w:cs="Arial" w:eastAsia="Arial" w:hAnsi="Arial"/>
+                <w:sz w:val="20"/>
+                <w:szCs w:val="20"/>
+              </w:rPr>
+              <w:br/>
+              <w:t xml:space="preserve"/>
+            </w:r>
+            <w:r>
+              <w:rPr>
+                <w:rFonts w:ascii="Arial" w:cs="Arial" w:eastAsia="Arial" w:hAnsi="Arial"/>
+                <w:b w:val="false"/>
+                <w:bCs w:val="false"/>
+                <w:i w:val="false"/>
+                <w:iCs w:val="false"/>
+                <w:color w:val="000000"/>
+                <w:sz w:val="20"/>
+                <w:szCs w:val="20"/>
+              </w:rPr>
+              <w:t xml:space="preserve">    • ✓ Calculations</w:t>
+            </w:r>
+            <w:r>
+              <w:rPr>
+                <w:rFonts w:ascii="Arial" w:cs="Arial" w:eastAsia="Arial" w:hAnsi="Arial"/>
+                <w:sz w:val="20"/>
+                <w:szCs w:val="20"/>
+              </w:rPr>
+              <w:br/>
+              <w:t xml:space="preserve"/>
+            </w:r>
+            <w:r>
+              <w:rPr>
+                <w:rFonts w:ascii="Arial" w:cs="Arial" w:eastAsia="Arial" w:hAnsi="Arial"/>
+                <w:b w:val="false"/>
+                <w:bCs w:val="false"/>
+                <w:i w:val="false"/>
+                <w:iCs w:val="false"/>
+                <w:color w:val="000000"/>
+                <w:sz w:val="20"/>
+                <w:szCs w:val="20"/>
+              </w:rPr>
+              <w:t xml:space="preserve">    • ✓ Output/display</w:t>
+            </w:r>
+            <w:r>
+              <w:rPr>
+                <w:rFonts w:ascii="Arial" w:cs="Arial" w:eastAsia="Arial" w:hAnsi="Arial"/>
+                <w:sz w:val="20"/>
+                <w:szCs w:val="20"/>
+              </w:rPr>
+              <w:br/>
+              <w:t xml:space="preserve"/>
+            </w:r>
+            <w:r>
+              <w:rPr>
+                <w:rFonts w:ascii="Arial" w:cs="Arial" w:eastAsia="Arial" w:hAnsi="Arial"/>
+                <w:b w:val="false"/>
+                <w:bCs w:val="false"/>
+                <w:i w:val="false"/>
+                <w:iCs w:val="false"/>
+                <w:color w:val="000000"/>
+                <w:sz w:val="20"/>
+                <w:szCs w:val="20"/>
+              </w:rPr>
+              <w:t xml:space="preserve">    • ✓ Code review and improvement</w:t>
+            </w:r>
+            <w:r>
+              <w:rPr>
+                <w:rFonts w:ascii="Arial" w:cs="Arial" w:eastAsia="Arial" w:hAnsi="Arial"/>
+                <w:sz w:val="20"/>
+                <w:szCs w:val="20"/>
+              </w:rPr>
+              <w:br/>
+              <w:t xml:space="preserve"/>
+            </w:r>
+            <w:r>
+              <w:rPr>
+                <w:rFonts w:ascii="Arial" w:cs="Arial" w:eastAsia="Arial" w:hAnsi="Arial"/>
+                <w:sz w:val="20"/>
+                <w:szCs w:val="20"/>
+              </w:rPr>
+              <w:br/>
+              <w:t xml:space="preserve"/>
+            </w:r>
+            <w:r>
+              <w:rPr>
+                <w:rFonts w:ascii="Arial" w:cs="Arial" w:eastAsia="Arial" w:hAnsi="Arial"/>
+                <w:b/>
+                <w:bCs/>
+                <w:i w:val="false"/>
+                <w:iCs w:val="false"/>
+                <w:color w:val="000000"/>
+                <w:sz w:val="20"/>
+                <w:szCs w:val="20"/>
+              </w:rPr>
+              <w:t xml:space="preserve">Vocabulary: </w:t>
+            </w:r>
+            <w:r>
+              <w:rPr>
+                <w:rFonts w:ascii="Arial" w:cs="Arial" w:eastAsia="Arial" w:hAnsi="Arial"/>
+                <w:b w:val="false"/>
+                <w:bCs w:val="false"/>
+                <w:i w:val="false"/>
+                <w:iCs w:val="false"/>
+                <w:color w:val="000000"/>
+                <w:sz w:val="20"/>
+                <w:szCs w:val="20"/>
+              </w:rPr>
+              <w:t xml:space="preserve">retrospective, Questions to ask</w:t>
+            </w:r>
+            <w:r>
+              <w:rPr>
+                <w:rFonts w:ascii="Arial" w:cs="Arial" w:eastAsia="Arial" w:hAnsi="Arial"/>
+                <w:sz w:val="20"/>
+                <w:szCs w:val="20"/>
+              </w:rPr>
+              <w:br/>
+              <w:t xml:space="preserve"/>
+            </w:r>
+            <w:r>
+              <w:rPr>
+                <w:rFonts w:ascii="Arial" w:cs="Arial" w:eastAsia="Arial" w:hAnsi="Arial"/>
+                <w:sz w:val="20"/>
+                <w:szCs w:val="20"/>
+              </w:rPr>
+              <w:br/>
+              <w:t xml:space="preserve"/>
+            </w:r>
+            <w:r>
+              <w:rPr>
+                <w:rFonts w:ascii="Arial" w:cs="Arial" w:eastAsia="Arial" w:hAnsi="Arial"/>
+                <w:b/>
+                <w:bCs/>
+                <w:i/>
+                <w:iCs/>
+                <w:color w:val="555555"/>
+                <w:sz w:val="20"/>
+                <w:szCs w:val="20"/>
+              </w:rPr>
+              <w:t xml:space="preserve">→ Live Demo — </w:t>
+            </w:r>
+            <w:r>
+              <w:rPr>
+                <w:rFonts w:ascii="Arial" w:cs="Arial" w:eastAsia="Arial" w:hAnsi="Arial"/>
+                <w:b w:val="false"/>
+                <w:bCs w:val="false"/>
+                <w:i/>
+                <w:iCs/>
+                <w:color w:val="555555"/>
+                <w:sz w:val="20"/>
+                <w:szCs w:val="20"/>
+              </w:rPr>
+              <w:t xml:space="preserve">type examples as students follow along in their own editor.</w:t>
+            </w:r>
+            <w:r>
+              <w:rPr>
+                <w:rFonts w:ascii="Arial" w:cs="Arial" w:eastAsia="Arial" w:hAnsi="Arial"/>
+                <w:sz w:val="20"/>
+                <w:szCs w:val="20"/>
+              </w:rPr>
+              <w:br/>
+              <w:t xml:space="preserve"/>
+            </w:r>
+            <w:r>
+              <w:rPr>
+                <w:rFonts w:ascii="Arial" w:cs="Arial" w:eastAsia="Arial" w:hAnsi="Arial"/>
+                <w:b/>
+                <w:bCs/>
+                <w:i/>
+                <w:iCs/>
+                <w:color w:val="555555"/>
+                <w:sz w:val="20"/>
+                <w:szCs w:val="20"/>
+              </w:rPr>
+              <w:t xml:space="preserve">→ Check for Understanding: </w:t>
+            </w:r>
+            <w:r>
+              <w:rPr>
+                <w:rFonts w:ascii="Arial" w:cs="Arial" w:eastAsia="Arial" w:hAnsi="Arial"/>
+                <w:b w:val="false"/>
+                <w:bCs w:val="false"/>
+                <w:i/>
+                <w:iCs/>
+                <w:color w:val="555555"/>
+                <w:sz w:val="20"/>
+                <w:szCs w:val="20"/>
+              </w:rPr>
+              <w:t xml:space="preserve">pause and cold-call: “Can someone explain what we just did in their own words?”</w:t>
             </w:r>
           </w:p>
         </w:tc>
@@ -377,9 +977,9 @@
               <w:right w:val="single" w:color="CCCCCC" w:sz="1"/>
             </w:tcBorders>
             <w:tcMar>
-              <w:top w:type="dxa" w:w="60"/>
+              <w:top w:type="dxa" w:w="80"/>
               <w:left w:type="dxa" w:w="120"/>
-              <w:bottom w:type="dxa" w:w="60"/>
+              <w:bottom w:type="dxa" w:w="80"/>
               <w:right w:type="dxa" w:w="120"/>
             </w:tcMar>
           </w:tcPr>
@@ -406,20 +1006,90 @@
               <w:right w:val="single" w:color="CCCCCC" w:sz="1"/>
             </w:tcBorders>
             <w:tcMar>
-              <w:top w:type="dxa" w:w="60"/>
+              <w:top w:type="dxa" w:w="80"/>
               <w:left w:type="dxa" w:w="120"/>
-              <w:bottom w:type="dxa" w:w="60"/>
+              <w:bottom w:type="dxa" w:w="80"/>
               <w:right w:type="dxa" w:w="120"/>
             </w:tcMar>
           </w:tcPr>
           <w:p>
-            <w:r>
-              <w:rPr>
-                <w:rFonts w:ascii="Arial" w:cs="Arial" w:eastAsia="Arial" w:hAnsi="Arial"/>
-                <w:sz w:val="20"/>
-                <w:szCs w:val="20"/>
+            <w:pPr>
+              <w:spacing w:after="80" w:before="80"/>
+            </w:pPr>
+            <w:r>
+              <w:rPr>
+                <w:rFonts w:ascii="Arial" w:cs="Arial" w:eastAsia="Arial" w:hAnsi="Arial"/>
+                <w:b/>
+                <w:bCs/>
+                <w:i w:val="false"/>
+                <w:iCs w:val="false"/>
+                <w:color w:val="000000"/>
+                <w:sz w:val="22"/>
+                <w:szCs w:val="22"/>
               </w:rPr>
               <w:t xml:space="preserve">Guided Practice</w:t>
+            </w:r>
+            <w:r>
+              <w:rPr>
+                <w:rFonts w:ascii="Arial" w:cs="Arial" w:eastAsia="Arial" w:hAnsi="Arial"/>
+                <w:sz w:val="20"/>
+                <w:szCs w:val="20"/>
+              </w:rPr>
+              <w:br/>
+              <w:t xml:space="preserve"/>
+            </w:r>
+            <w:r>
+              <w:rPr>
+                <w:rFonts w:ascii="Arial" w:cs="Arial" w:eastAsia="Arial" w:hAnsi="Arial"/>
+                <w:sz w:val="20"/>
+                <w:szCs w:val="20"/>
+              </w:rPr>
+              <w:br/>
+              <w:t xml:space="preserve"/>
+            </w:r>
+            <w:r>
+              <w:rPr>
+                <w:rFonts w:ascii="Arial" w:cs="Arial" w:eastAsia="Arial" w:hAnsi="Arial"/>
+                <w:b w:val="false"/>
+                <w:bCs w:val="false"/>
+                <w:i w:val="false"/>
+                <w:iCs w:val="false"/>
+                <w:color w:val="000000"/>
+                <w:sz w:val="20"/>
+                <w:szCs w:val="20"/>
+              </w:rPr>
+              <w:t xml:space="preserve">Step 1: Assess What You've Built (10 min)</w:t>
+            </w:r>
+            <w:r>
+              <w:rPr>
+                <w:rFonts w:ascii="Arial" w:cs="Arial" w:eastAsia="Arial" w:hAnsi="Arial"/>
+                <w:sz w:val="20"/>
+                <w:szCs w:val="20"/>
+              </w:rPr>
+              <w:br/>
+              <w:t xml:space="preserve"/>
+            </w:r>
+            <w:r>
+              <w:rPr>
+                <w:rFonts w:ascii="Arial" w:cs="Arial" w:eastAsia="Arial" w:hAnsi="Arial"/>
+                <w:sz w:val="20"/>
+                <w:szCs w:val="20"/>
+              </w:rPr>
+              <w:br/>
+              <w:t xml:space="preserve"/>
+            </w:r>
+            <w:r>
+              <w:rPr>
+                <w:rFonts w:ascii="Arial" w:cs="Arial" w:eastAsia="Arial" w:hAnsi="Arial"/>
+                <w:b w:val="false"/>
+                <w:bCs w:val="false"/>
+                <w:i/>
+                <w:iCs/>
+                <w:color w:val="555555"/>
+                <w:sz w:val="20"/>
+                <w:szCs w:val="20"/>
+              </w:rPr>
+              <w:t xml:space="preserve">→ Teacher models — students try alongside, then compare results.</w:t>
             </w:r>
           </w:p>
         </w:tc>
@@ -435,9 +1105,9 @@
               <w:right w:val="single" w:color="CCCCCC" w:sz="1"/>
             </w:tcBorders>
             <w:tcMar>
-              <w:top w:type="dxa" w:w="60"/>
+              <w:top w:type="dxa" w:w="80"/>
               <w:left w:type="dxa" w:w="120"/>
-              <w:bottom w:type="dxa" w:w="60"/>
+              <w:bottom w:type="dxa" w:w="80"/>
               <w:right w:type="dxa" w:w="120"/>
             </w:tcMar>
           </w:tcPr>
@@ -450,7 +1120,7 @@
                 <w:sz w:val="20"/>
                 <w:szCs w:val="20"/>
               </w:rPr>
-              <w:t xml:space="preserve">15-20 min</w:t>
+              <w:t xml:space="preserve">15–20 min</w:t>
             </w:r>
           </w:p>
         </w:tc>
@@ -464,20 +1134,164 @@
               <w:right w:val="single" w:color="CCCCCC" w:sz="1"/>
             </w:tcBorders>
             <w:tcMar>
-              <w:top w:type="dxa" w:w="60"/>
+              <w:top w:type="dxa" w:w="80"/>
               <w:left w:type="dxa" w:w="120"/>
-              <w:bottom w:type="dxa" w:w="60"/>
+              <w:bottom w:type="dxa" w:w="80"/>
               <w:right w:type="dxa" w:w="120"/>
             </w:tcMar>
           </w:tcPr>
           <w:p>
-            <w:r>
-              <w:rPr>
-                <w:rFonts w:ascii="Arial" w:cs="Arial" w:eastAsia="Arial" w:hAnsi="Arial"/>
-                <w:sz w:val="20"/>
-                <w:szCs w:val="20"/>
+            <w:pPr>
+              <w:spacing w:after="80" w:before="80"/>
+            </w:pPr>
+            <w:r>
+              <w:rPr>
+                <w:rFonts w:ascii="Arial" w:cs="Arial" w:eastAsia="Arial" w:hAnsi="Arial"/>
+                <w:b/>
+                <w:bCs/>
+                <w:i w:val="false"/>
+                <w:iCs w:val="false"/>
+                <w:color w:val="000000"/>
+                <w:sz w:val="22"/>
+                <w:szCs w:val="22"/>
               </w:rPr>
               <w:t xml:space="preserve">Independent Practice / Code Along</w:t>
+            </w:r>
+            <w:r>
+              <w:rPr>
+                <w:rFonts w:ascii="Arial" w:cs="Arial" w:eastAsia="Arial" w:hAnsi="Arial"/>
+                <w:sz w:val="20"/>
+                <w:szCs w:val="20"/>
+              </w:rPr>
+              <w:br/>
+              <w:t xml:space="preserve"/>
+            </w:r>
+            <w:r>
+              <w:rPr>
+                <w:rFonts w:ascii="Arial" w:cs="Arial" w:eastAsia="Arial" w:hAnsi="Arial"/>
+                <w:b/>
+                <w:bCs/>
+                <w:i w:val="false"/>
+                <w:iCs w:val="false"/>
+                <w:color w:val="000000"/>
+                <w:sz w:val="20"/>
+                <w:szCs w:val="20"/>
+              </w:rPr>
+              <w:t xml:space="preserve">    Beginner: </w:t>
+            </w:r>
+            <w:r>
+              <w:rPr>
+                <w:rFonts w:ascii="Arial" w:cs="Arial" w:eastAsia="Arial" w:hAnsi="Arial"/>
+                <w:b w:val="false"/>
+                <w:bCs w:val="false"/>
+                <w:i w:val="false"/>
+                <w:iCs w:val="false"/>
+                <w:color w:val="000000"/>
+                <w:sz w:val="20"/>
+                <w:szCs w:val="20"/>
+              </w:rPr>
+              <w:t xml:space="preserve">Metrics: Based on your project, calculate: - Total lines of code in your project - Average lines per function - Percentage of functions that…</w:t>
+            </w:r>
+            <w:r>
+              <w:rPr>
+                <w:rFonts w:ascii="Arial" w:cs="Arial" w:eastAsia="Arial" w:hAnsi="Arial"/>
+                <w:sz w:val="20"/>
+                <w:szCs w:val="20"/>
+              </w:rPr>
+              <w:br/>
+              <w:t xml:space="preserve"/>
+            </w:r>
+            <w:r>
+              <w:rPr>
+                <w:rFonts w:ascii="Arial" w:cs="Arial" w:eastAsia="Arial" w:hAnsi="Arial"/>
+                <w:b/>
+                <w:bCs/>
+                <w:i w:val="false"/>
+                <w:iCs w:val="false"/>
+                <w:color w:val="000000"/>
+                <w:sz w:val="20"/>
+                <w:szCs w:val="20"/>
+              </w:rPr>
+              <w:t xml:space="preserve">    Intermediate: </w:t>
+            </w:r>
+            <w:r>
+              <w:rPr>
+                <w:rFonts w:ascii="Arial" w:cs="Arial" w:eastAsia="Arial" w:hAnsi="Arial"/>
+                <w:b w:val="false"/>
+                <w:bCs w:val="false"/>
+                <w:i w:val="false"/>
+                <w:iCs w:val="false"/>
+                <w:color w:val="000000"/>
+                <w:sz w:val="20"/>
+                <w:szCs w:val="20"/>
+              </w:rPr>
+              <w:t xml:space="preserve">Reflection: What was the most challenging bug you found in Sprint 1? How did you solve it?</w:t>
+            </w:r>
+            <w:r>
+              <w:rPr>
+                <w:rFonts w:ascii="Arial" w:cs="Arial" w:eastAsia="Arial" w:hAnsi="Arial"/>
+                <w:sz w:val="20"/>
+                <w:szCs w:val="20"/>
+              </w:rPr>
+              <w:br/>
+              <w:t xml:space="preserve"/>
+            </w:r>
+            <w:r>
+              <w:rPr>
+                <w:rFonts w:ascii="Arial" w:cs="Arial" w:eastAsia="Arial" w:hAnsi="Arial"/>
+                <w:b/>
+                <w:bCs/>
+                <w:i w:val="false"/>
+                <w:iCs w:val="false"/>
+                <w:color w:val="000000"/>
+                <w:sz w:val="20"/>
+                <w:szCs w:val="20"/>
+              </w:rPr>
+              <w:t xml:space="preserve">    Challenge: </w:t>
+            </w:r>
+            <w:r>
+              <w:rPr>
+                <w:rFonts w:ascii="Arial" w:cs="Arial" w:eastAsia="Arial" w:hAnsi="Arial"/>
+                <w:b w:val="false"/>
+                <w:bCs w:val="false"/>
+                <w:i w:val="false"/>
+                <w:iCs w:val="false"/>
+                <w:color w:val="000000"/>
+                <w:sz w:val="20"/>
+                <w:szCs w:val="20"/>
+              </w:rPr>
+              <w:t xml:space="preserve">Planning: Looking at your todo list, prioritize Sprint 2 tasks: critical (must have), important (should have), nice (could have). --- ## 🎯…</w:t>
+            </w:r>
+            <w:r>
+              <w:rPr>
+                <w:rFonts w:ascii="Arial" w:cs="Arial" w:eastAsia="Arial" w:hAnsi="Arial"/>
+                <w:sz w:val="20"/>
+                <w:szCs w:val="20"/>
+              </w:rPr>
+              <w:br/>
+              <w:t xml:space="preserve"/>
+            </w:r>
+            <w:r>
+              <w:rPr>
+                <w:rFonts w:ascii="Arial" w:cs="Arial" w:eastAsia="Arial" w:hAnsi="Arial"/>
+                <w:sz w:val="20"/>
+                <w:szCs w:val="20"/>
+              </w:rPr>
+              <w:br/>
+              <w:t xml:space="preserve"/>
+            </w:r>
+            <w:r>
+              <w:rPr>
+                <w:rFonts w:ascii="Arial" w:cs="Arial" w:eastAsia="Arial" w:hAnsi="Arial"/>
+                <w:b w:val="false"/>
+                <w:bCs w:val="false"/>
+                <w:i/>
+                <w:iCs/>
+                <w:color w:val="555555"/>
+                <w:sz w:val="20"/>
+                <w:szCs w:val="20"/>
+              </w:rPr>
+              <w:t xml:space="preserve">→ Teacher circulates — offer hints, check for understanding.</w:t>
             </w:r>
           </w:p>
         </w:tc>
@@ -493,9 +1307,9 @@
               <w:right w:val="single" w:color="CCCCCC" w:sz="1"/>
             </w:tcBorders>
             <w:tcMar>
-              <w:top w:type="dxa" w:w="60"/>
+              <w:top w:type="dxa" w:w="80"/>
               <w:left w:type="dxa" w:w="120"/>
-              <w:bottom w:type="dxa" w:w="60"/>
+              <w:bottom w:type="dxa" w:w="80"/>
               <w:right w:type="dxa" w:w="120"/>
             </w:tcMar>
           </w:tcPr>
@@ -522,20 +1336,90 @@
               <w:right w:val="single" w:color="CCCCCC" w:sz="1"/>
             </w:tcBorders>
             <w:tcMar>
-              <w:top w:type="dxa" w:w="60"/>
+              <w:top w:type="dxa" w:w="80"/>
               <w:left w:type="dxa" w:w="120"/>
-              <w:bottom w:type="dxa" w:w="60"/>
+              <w:bottom w:type="dxa" w:w="80"/>
               <w:right w:type="dxa" w:w="120"/>
             </w:tcMar>
           </w:tcPr>
           <w:p>
-            <w:r>
-              <w:rPr>
-                <w:rFonts w:ascii="Arial" w:cs="Arial" w:eastAsia="Arial" w:hAnsi="Arial"/>
-                <w:sz w:val="20"/>
-                <w:szCs w:val="20"/>
+            <w:pPr>
+              <w:spacing w:after="80" w:before="80"/>
+            </w:pPr>
+            <w:r>
+              <w:rPr>
+                <w:rFonts w:ascii="Arial" w:cs="Arial" w:eastAsia="Arial" w:hAnsi="Arial"/>
+                <w:b/>
+                <w:bCs/>
+                <w:i w:val="false"/>
+                <w:iCs w:val="false"/>
+                <w:color w:val="000000"/>
+                <w:sz w:val="22"/>
+                <w:szCs w:val="22"/>
               </w:rPr>
               <w:t xml:space="preserve">Exit Ticket / Wrap-Up</w:t>
+            </w:r>
+            <w:r>
+              <w:rPr>
+                <w:rFonts w:ascii="Arial" w:cs="Arial" w:eastAsia="Arial" w:hAnsi="Arial"/>
+                <w:sz w:val="20"/>
+                <w:szCs w:val="20"/>
+              </w:rPr>
+              <w:br/>
+              <w:t xml:space="preserve"/>
+            </w:r>
+            <w:r>
+              <w:rPr>
+                <w:rFonts w:ascii="Arial" w:cs="Arial" w:eastAsia="Arial" w:hAnsi="Arial"/>
+                <w:sz w:val="20"/>
+                <w:szCs w:val="20"/>
+              </w:rPr>
+              <w:br/>
+              <w:t xml:space="preserve"/>
+            </w:r>
+            <w:r>
+              <w:rPr>
+                <w:rFonts w:ascii="Arial" w:cs="Arial" w:eastAsia="Arial" w:hAnsi="Arial"/>
+                <w:b w:val="false"/>
+                <w:bCs w:val="false"/>
+                <w:i w:val="false"/>
+                <w:iCs w:val="false"/>
+                <w:color w:val="000000"/>
+                <w:sz w:val="20"/>
+                <w:szCs w:val="20"/>
+              </w:rPr>
+              <w:t xml:space="preserve">Quick Check: Assess what I've accomplished, identify what needs improvement, and plan for Sprint 2 effectively?</w:t>
+            </w:r>
+            <w:r>
+              <w:rPr>
+                <w:rFonts w:ascii="Arial" w:cs="Arial" w:eastAsia="Arial" w:hAnsi="Arial"/>
+                <w:sz w:val="20"/>
+                <w:szCs w:val="20"/>
+              </w:rPr>
+              <w:br/>
+              <w:t xml:space="preserve"/>
+            </w:r>
+            <w:r>
+              <w:rPr>
+                <w:rFonts w:ascii="Arial" w:cs="Arial" w:eastAsia="Arial" w:hAnsi="Arial"/>
+                <w:sz w:val="20"/>
+                <w:szCs w:val="20"/>
+              </w:rPr>
+              <w:br/>
+              <w:t xml:space="preserve"/>
+            </w:r>
+            <w:r>
+              <w:rPr>
+                <w:rFonts w:ascii="Arial" w:cs="Arial" w:eastAsia="Arial" w:hAnsi="Arial"/>
+                <w:b w:val="false"/>
+                <w:bCs w:val="false"/>
+                <w:i/>
+                <w:iCs/>
+                <w:color w:val="555555"/>
+                <w:sz w:val="20"/>
+                <w:szCs w:val="20"/>
+              </w:rPr>
+              <w:t xml:space="preserve">→ 3–2–1: Name 3 things learned, 2 new vocab words, 1 question you still have.</w:t>
             </w:r>
           </w:p>
         </w:tc>

--- a/Coding 1 - year/Unit 7 - Project Development/Daily Lesson Plans/Word/Day 160.docx
+++ b/Coding 1 - year/Unit 7 - Project Development/Daily Lesson Plans/Word/Day 160.docx
@@ -380,7 +380,7 @@
                 <w:sz w:val="20"/>
                 <w:szCs w:val="20"/>
               </w:rPr>
-              <w:t xml:space="preserve">    In your own words: Assess what I've accomplished, identify what needs improvement, and plan for Sprint 2 effectively?</w:t>
+              <w:t xml:space="preserve">    What would you look for if asked to assess what I've accomplished, identify what needs improvement, and plan for Sprint 2 effectively? List 2-3 things you'd check.</w:t>
             </w:r>
             <w:r>
               <w:rPr>
@@ -477,7 +477,7 @@
                 <w:sz w:val="20"/>
                 <w:szCs w:val="20"/>
               </w:rPr>
-              <w:t xml:space="preserve">Today's Goal: By the end of class you will be able to assess what I've accomplished, identify what needs improvement, and plan for Sprint 2 effectively.</w:t>
+              <w:t xml:space="preserve">Today’s Goal: By the end of class you will be able to assess what I've accomplished, identify what needs improvement, and plan for Sprint 2 effectively.</w:t>
             </w:r>
             <w:r>
               <w:rPr>
@@ -1388,7 +1388,7 @@
                 <w:sz w:val="20"/>
                 <w:szCs w:val="20"/>
               </w:rPr>
-              <w:t xml:space="preserve">Quick Check: Assess what I've accomplished, identify what needs improvement, and plan for Sprint 2 effectively?</w:t>
+              <w:t xml:space="preserve">What are two important things to check when you assess what I've accomplished, identify what needs improvement, and plan for Sprint 2 effectively? Why do they matter?</w:t>
             </w:r>
             <w:r>
               <w:rPr>

--- a/Coding 1 - year/Unit 7 - Project Development/Daily Lesson Plans/Word/Day 160.docx
+++ b/Coding 1 - year/Unit 7 - Project Development/Daily Lesson Plans/Word/Day 160.docx
@@ -728,7 +728,7 @@
                 <w:sz w:val="20"/>
                 <w:szCs w:val="20"/>
               </w:rPr>
-              <w:t xml:space="preserve">    • ✓ Project structure</w:t>
+              <w:t xml:space="preserve">    • What worked well?</w:t>
             </w:r>
             <w:r>
               <w:rPr>
@@ -750,7 +750,7 @@
                 <w:sz w:val="20"/>
                 <w:szCs w:val="20"/>
               </w:rPr>
-              <w:t xml:space="preserve">    • ✓ Core functions</w:t>
+              <w:t xml:space="preserve">    • What was harder than expected?</w:t>
             </w:r>
             <w:r>
               <w:rPr>
@@ -772,7 +772,7 @@
                 <w:sz w:val="20"/>
                 <w:szCs w:val="20"/>
               </w:rPr>
-              <w:t xml:space="preserve">    • ✓ Input handling</w:t>
+              <w:t xml:space="preserve">    • What will we change next sprint?</w:t>
             </w:r>
             <w:r>
               <w:rPr>
@@ -794,7 +794,7 @@
                 <w:sz w:val="20"/>
                 <w:szCs w:val="20"/>
               </w:rPr>
-              <w:t xml:space="preserve">    • ✓ Calculations</w:t>
+              <w:t xml:space="preserve">    • What should we keep doing?</w:t>
             </w:r>
             <w:r>
               <w:rPr>
@@ -816,7 +816,7 @@
                 <w:sz w:val="20"/>
                 <w:szCs w:val="20"/>
               </w:rPr>
-              <w:t xml:space="preserve">    • ✓ Output/display</w:t>
+              <w:t xml:space="preserve">    • ✓ Project structure</w:t>
             </w:r>
             <w:r>
               <w:rPr>
@@ -838,7 +838,51 @@
                 <w:sz w:val="20"/>
                 <w:szCs w:val="20"/>
               </w:rPr>
-              <w:t xml:space="preserve">    • ✓ Code review and improvement</w:t>
+              <w:t xml:space="preserve">    • ✓ Core functions</w:t>
+            </w:r>
+            <w:r>
+              <w:rPr>
+                <w:rFonts w:ascii="Arial" w:cs="Arial" w:eastAsia="Arial" w:hAnsi="Arial"/>
+                <w:sz w:val="20"/>
+                <w:szCs w:val="20"/>
+              </w:rPr>
+              <w:br/>
+              <w:t xml:space="preserve"/>
+            </w:r>
+            <w:r>
+              <w:rPr>
+                <w:rFonts w:ascii="Arial" w:cs="Arial" w:eastAsia="Arial" w:hAnsi="Arial"/>
+                <w:b w:val="false"/>
+                <w:bCs w:val="false"/>
+                <w:i w:val="false"/>
+                <w:iCs w:val="false"/>
+                <w:color w:val="000000"/>
+                <w:sz w:val="20"/>
+                <w:szCs w:val="20"/>
+              </w:rPr>
+              <w:t xml:space="preserve">    • ✓ Input handling</w:t>
+            </w:r>
+            <w:r>
+              <w:rPr>
+                <w:rFonts w:ascii="Arial" w:cs="Arial" w:eastAsia="Arial" w:hAnsi="Arial"/>
+                <w:sz w:val="20"/>
+                <w:szCs w:val="20"/>
+              </w:rPr>
+              <w:br/>
+              <w:t xml:space="preserve"/>
+            </w:r>
+            <w:r>
+              <w:rPr>
+                <w:rFonts w:ascii="Arial" w:cs="Arial" w:eastAsia="Arial" w:hAnsi="Arial"/>
+                <w:b w:val="false"/>
+                <w:bCs w:val="false"/>
+                <w:i w:val="false"/>
+                <w:iCs w:val="false"/>
+                <w:color w:val="000000"/>
+                <w:sz w:val="20"/>
+                <w:szCs w:val="20"/>
+              </w:rPr>
+              <w:t xml:space="preserve">    • ✓ Calculations</w:t>
             </w:r>
             <w:r>
               <w:rPr>
@@ -1260,7 +1304,7 @@
                 <w:sz w:val="20"/>
                 <w:szCs w:val="20"/>
               </w:rPr>
-              <w:t xml:space="preserve">Planning: Looking at your todo list, prioritize Sprint 2 tasks: critical (must have), important (should have), nice (could have). --- ## 🎯…</w:t>
+              <w:t xml:space="preserve">Planning: Looking at your todo list, prioritize Sprint 2 tasks: critical (must have), important (should have), nice (could have). ---</w:t>
             </w:r>
             <w:r>
               <w:rPr>
@@ -3137,7 +3181,7 @@
           <w:sz w:val="20"/>
           <w:szCs w:val="20"/>
         </w:rPr>
-        <w:t xml:space="preserve">Planning: Looking at your todo list, prioritize Sprint 2 tasks: critical (must have), important (should have), nice (could have). --- ## 🎯 Exit Ticket Reflect on Sprint 1: 1. What's your proudest moment from Sprint 1? 2. What will you do differently in Sprint 2? 3. What's your next major milestone?</w:t>
+        <w:t xml:space="preserve">Planning: Looking at your todo list, prioritize Sprint 2 tasks: critical (must have), important (should have), nice (could have). ---</w:t>
       </w:r>
     </w:p>
     <w:p>
